--- a/gse-transcripts/GSE_Court_Reporting_Day_14_October_29_2026.docx
+++ b/gse-transcripts/GSE_Court_Reporting_Day_14_October_29_2026.docx
@@ -24,11 +24,19 @@
       </w:r>
     </w:p>
     <w:p>
+      <w:r>
+        <w:rPr>
+          <w:b/>
+        </w:rPr>
+        <w:t>Defense Case-in-Chief - Day 2</w:t>
+      </w:r>
+    </w:p>
+    <w:p>
       <w:pPr>
         <w:jc w:val="center"/>
       </w:pPr>
       <w:r>
-        <w:t>Reconstruction of Grant Smith Ellis’s contemporaneous courtroom reporting</w:t>
+        <w:t>Reconstruction of Grant Smith Ellis’s contemporaneous courtroom reporting • with separately attributed supplemental notes</w:t>
       </w:r>
     </w:p>
     <w:p>
@@ -77,7 +85,7 @@
     </w:p>
     <w:p>
       <w:r>
-        <w:t>Known coverage gap: Grant reported leaving the courtroom to interview William Killroy and returning after Dr. Hull had finished testifying. Her testimony is not reconstructed from speculation.</w:t>
+        <w:t>Known coverage gap in Grant’s reporting: Grant left the courtroom to interview William Killroy and returned after Dr. Hull finished. A separately attributed note-based supplement now appears at that point; it is not Grant-authored reporting.</w:t>
       </w:r>
     </w:p>
     <w:p>
@@ -1338,6 +1346,54 @@
     </w:p>
     <w:p>
       <w:pPr>
+        <w:pStyle w:val="SupplementHeading"/>
+      </w:pPr>
+      <w:r>
+        <w:t>Supplemental Reporting¹</w:t>
+      </w:r>
+    </w:p>
+    <w:p>
+      <w:pPr>
+        <w:pStyle w:val="SupplementNote"/>
+      </w:pPr>
+      <w:r>
+        <w:t>Notes by @pennylikeacoin · posted by Kristina Rex</w:t>
+      </w:r>
+    </w:p>
+    <w:p>
+      <w:pPr>
+        <w:pStyle w:val="SupplementNote"/>
+      </w:pPr>
+      <w:r>
+        <w:t>The notes identify Hull as the chief medical examiner of Massachusetts, describe a credentials discussion, and record the assertion that OCME technicians receive forensic-pathology training.</w:t>
+      </w:r>
+    </w:p>
+    <w:p>
+      <w:pPr>
+        <w:pStyle w:val="SupplementNote"/>
+      </w:pPr>
+      <w:r>
+        <w:t>The defense displayed photographs described in the notes as a stock jar of specimens, evidence bags, and blood tubes. The notes describe questioning about preservation and the appearance of the stock jar in a photograph taken approximately three years later.</w:t>
+      </w:r>
+    </w:p>
+    <w:p>
+      <w:pPr>
+        <w:pStyle w:val="SupplementNote"/>
+      </w:pPr>
+      <w:r>
+        <w:t>The notes record that Hull was asked whether she was present when the thyroid bone was removed from the jar on one occasion, Hull answered yes. Asked whether that was how the stock jar appeared on that date, she answered that it probably was how it appeared. Asked whether it was routine to change the fluid in the stock jar, Hull said the fluid is kept the same unless there is a reason to open it.</w:t>
+      </w:r>
+    </w:p>
+    <w:p>
+      <w:pPr>
+        <w:pStyle w:val="SupplementNote"/>
+      </w:pPr>
+      <w:r>
+        <w:t>The notes record a discussion of manner-of-death classifications: natural, homicide, suicide, accident, therapeutic complication, and undetermined. For “undetermined,” they describe the category as used when the other manners of death are not appropriate.</w:t>
+      </w:r>
+    </w:p>
+    <w:p>
+      <w:pPr>
         <w:keepLines/>
       </w:pPr>
       <w:r>
@@ -3300,10 +3356,79 @@
     </w:p>
     <w:p>
       <w:pPr>
+        <w:pStyle w:val="SupplementHeading"/>
+      </w:pPr>
+      <w:r>
+        <w:t>Additional Source Check — Caitlyn Bulger (supplemental notes)</w:t>
+      </w:r>
+    </w:p>
+    <w:p>
+      <w:pPr>
+        <w:pStyle w:val="SupplementNote"/>
+      </w:pPr>
+      <w:r>
+        <w:t>SOURCE / ATTRIBUTION: Three additional images of contemporaneous courtroom notes supplied by the archive editor. Their author and original posting URL have not yet been established. The material below is not substituted for Grant’s existing contemporaneous account.</w:t>
+      </w:r>
+    </w:p>
+    <w:p>
+      <w:pPr>
+        <w:pStyle w:val="SupplementNote"/>
+      </w:pPr>
+      <w:r>
+        <w:t>The notes identify Bulger as an OCME technician/medical examiner assistant dispatched to Canton on February 4, 2021, with a partner named Chris Adams. They report her account that she was told this was a standard suspected-suicide removal and that police were already at the scene. These are the notes’ characterizations, not independent findings about manner of death.</w:t>
+      </w:r>
+    </w:p>
+    <w:p>
+      <w:pPr>
+        <w:pStyle w:val="SupplementNote"/>
+      </w:pPr>
+      <w:r>
+        <w:t>The notes record Bulger saying that the ligature was slid off the doorknob rather than cut, that the body was placed into a bag and then on a stretcher, and that the ligature remained with the body. They also describe the clothing and personal-property processing, and her recollection that she did not notice a pendant or chain.</w:t>
+      </w:r>
+    </w:p>
+    <w:p>
+      <w:pPr>
+        <w:pStyle w:val="SupplementNote"/>
+      </w:pPr>
+      <w:r>
+        <w:t>During cross-examination, the notes distinguish evidence physically attached to the decedent from objects elsewhere in the apartment. They report Bulger’s explanation that items physically on the body would have been taken into OCME custody, and that she did not remember seeing the pendant or chain.</w:t>
+      </w:r>
+    </w:p>
+    <w:p>
+      <w:pPr>
+        <w:pStyle w:val="SupplementNote"/>
+      </w:pPr>
+      <w:r>
+        <w:t>On redirect, the notes say Bulger acknowledged that a chain was visible underneath the ligature in a photograph. This corroborates the subject of Grant’s 10:42 AM entry; it does not establish when or by whom any chain was removed.</w:t>
+      </w:r>
+    </w:p>
+    <w:p>
+      <w:pPr>
+        <w:pStyle w:val="SupplementNote"/>
+      </w:pPr>
+      <w:r>
+        <w:t>The additional notes place a sidebar after Bulger’s testimony and report the jury being sent home around 10:45 AM, consistent with Grant’s contemporaneous end-of-session reporting. A list of expected future witnesses appears in the notes; because it is prospective, it is not treated as proof they ultimately testified.</w:t>
+      </w:r>
+    </w:p>
+    <w:p>
+      <w:pPr>
+        <w:pStyle w:val="SupplementNote"/>
+      </w:pPr>
+      <w:r>
+        <w:t>Research flag, not testimony: The thyroid bone/neck specimen questions raise preservation and chain-of-custody questions, but these notes alone do not establish repeated physical manipulation, contamination, or alteration of the specimen.</w:t>
+      </w:r>
+    </w:p>
+    <w:p>
+      <w:pPr>
         <w:pStyle w:val="Heading1"/>
       </w:pPr>
       <w:r>
         <w:t>Editorial Notes</w:t>
+      </w:r>
+    </w:p>
+    <w:p>
+      <w:r>
+        <w:t>¹ Supplemental Reporting: Material under this heading is reconstructed from identified contemporaneous courtroom reporting or notes by a source other than Grant Smith Ellis.</w:t>
       </w:r>
     </w:p>
     <w:p>
@@ -3313,7 +3438,7 @@
     </w:p>
     <w:p>
       <w:r>
-        <w:t>Dr. Hull’s brief testimony was missed by the reporter and remains an explicit gap.</w:t>
+        <w:t>Dr. Hull’s testimony was missed by Grant Smith Ellis; the separate supplemental notes partially document it. The notes do not constitute a complete verbatim examination.</w:t>
       </w:r>
     </w:p>
     <w:p>
@@ -15407,6 +15532,26 @@
         <w:shd w:val="clear" w:color="auto" w:fill="FBCAA2" w:themeFill="accent6" w:themeFillTint="7F"/>
       </w:tcPr>
     </w:tblStylePr>
+  </w:style>
+  <w:style w:type="paragraph" w:customStyle="1" w:styleId="SupplementNote">
+    <w:name w:val="Supplement Note"/>
+    <w:basedOn w:val="Normal"/>
+    <w:pPr>
+      <w:spacing w:after="100"/>
+    </w:pPr>
+    <w:rPr>
+      <w:color w:val="283741"/>
+      <w:sz w:val="18"/>
+    </w:rPr>
+  </w:style>
+  <w:style w:type="paragraph" w:customStyle="1" w:styleId="SupplementHeading">
+    <w:name w:val="Supplement Heading"/>
+    <w:basedOn w:val="Heading2"/>
+    <w:rPr>
+      <w:b/>
+      <w:color w:val="1D4355"/>
+      <w:sz w:val="24"/>
+    </w:rPr>
   </w:style>
 </w:styles>
 </file>
